--- a/writeup.docx
+++ b/writeup.docx
@@ -94,9 +94,45 @@
       </w:r>
     </w:p>
     <w:p/>
-    <w:p/>
-    <w:p/>
-    <w:p/>
+    <w:p>
+      <w:r>
+        <w:t>The system running these experiments is an AMD Ryzen 7 7735HS. This CPU contains 8-cores</w:t>
+      </w:r>
+      <w:r>
+        <w:t xml:space="preserve"> which would allow for matrix operations to be ran in parallel, overall increasing FLOPS. Additionally, this CPU supports hyperthreading (specifically AMD’s implementation named SMT), where each core has 2 threads. This would therefore allow for each core to process two execution paths concurrently. </w:t>
+      </w:r>
+    </w:p>
+    <w:p>
+      <w:r>
+        <w:t xml:space="preserve">Additionally, the CPU contains a total of </w:t>
+      </w:r>
+      <w:r>
+        <w:t>32KiB</w:t>
+      </w:r>
+      <w:r>
+        <w:t xml:space="preserve"> of L1 instruction cache, and a total of </w:t>
+      </w:r>
+      <w:r>
+        <w:t>32KiB</w:t>
+      </w:r>
+      <w:r>
+        <w:t xml:space="preserve"> of L1 data cache </w:t>
+      </w:r>
+      <w:r>
+        <w:t>per core</w:t>
+      </w:r>
+      <w:r>
+        <w:t xml:space="preserve">. This would be very beneficial for matrix processing as </w:t>
+      </w:r>
+      <w:r>
+        <w:t>each position in the output matrix frequently reuses the same data. It also features 512KiB of L2 cache per core and 4MiB of shared L3 cache, which further helps performance in the same way.</w:t>
+      </w:r>
+    </w:p>
+    <w:p>
+      <w:r>
+        <w:t>Furthermore, my system has a boost clock frequency of 4.8GHz, which further aids in the matrix processing as it allows for a larger throughput when under load.</w:t>
+      </w:r>
+    </w:p>
     <w:p/>
     <w:p>
       <w:pPr>
@@ -337,6 +373,7 @@
           <w:lang w:eastAsia="en-GB"/>
           <w14:ligatures w14:val="none"/>
         </w:rPr>
+        <w:lastRenderedPageBreak/>
         <w:t>Compiler Optimisation: Graph</w:t>
       </w:r>
     </w:p>
@@ -947,7 +984,6 @@
           <w:lang w:eastAsia="en-GB"/>
           <w14:ligatures w14:val="none"/>
         </w:rPr>
-        <w:lastRenderedPageBreak/>
         <w:t xml:space="preserve">Discuss how many cores/threads your system </w:t>
       </w:r>
       <w:proofErr w:type="gramStart"/>
@@ -2235,6 +2271,118 @@
     </w:lvl>
   </w:abstractNum>
   <w:abstractNum w:abstractNumId="3" w15:restartNumberingAfterBreak="0">
+    <w:nsid w:val="2C3061BD"/>
+    <w:multiLevelType w:val="hybridMultilevel"/>
+    <w:tmpl w:val="24BA49F8"/>
+    <w:lvl w:ilvl="0" w:tplc="7258FCF6">
+      <w:numFmt w:val="bullet"/>
+      <w:lvlText w:val="-"/>
+      <w:lvlJc w:val="left"/>
+      <w:pPr>
+        <w:ind w:left="720" w:hanging="360"/>
+      </w:pPr>
+      <w:rPr>
+        <w:rFonts w:ascii="Aptos" w:eastAsiaTheme="minorHAnsi" w:hAnsi="Aptos" w:cstheme="minorBidi" w:hint="default"/>
+      </w:rPr>
+    </w:lvl>
+    <w:lvl w:ilvl="1" w:tplc="08090003" w:tentative="1">
+      <w:start w:val="1"/>
+      <w:numFmt w:val="bullet"/>
+      <w:lvlText w:val="o"/>
+      <w:lvlJc w:val="left"/>
+      <w:pPr>
+        <w:ind w:left="1440" w:hanging="360"/>
+      </w:pPr>
+      <w:rPr>
+        <w:rFonts w:ascii="Courier New" w:hAnsi="Courier New" w:cs="Courier New" w:hint="default"/>
+      </w:rPr>
+    </w:lvl>
+    <w:lvl w:ilvl="2" w:tplc="08090005" w:tentative="1">
+      <w:start w:val="1"/>
+      <w:numFmt w:val="bullet"/>
+      <w:lvlText w:val=""/>
+      <w:lvlJc w:val="left"/>
+      <w:pPr>
+        <w:ind w:left="2160" w:hanging="360"/>
+      </w:pPr>
+      <w:rPr>
+        <w:rFonts w:ascii="Wingdings" w:hAnsi="Wingdings" w:hint="default"/>
+      </w:rPr>
+    </w:lvl>
+    <w:lvl w:ilvl="3" w:tplc="08090001" w:tentative="1">
+      <w:start w:val="1"/>
+      <w:numFmt w:val="bullet"/>
+      <w:lvlText w:val=""/>
+      <w:lvlJc w:val="left"/>
+      <w:pPr>
+        <w:ind w:left="2880" w:hanging="360"/>
+      </w:pPr>
+      <w:rPr>
+        <w:rFonts w:ascii="Symbol" w:hAnsi="Symbol" w:hint="default"/>
+      </w:rPr>
+    </w:lvl>
+    <w:lvl w:ilvl="4" w:tplc="08090003" w:tentative="1">
+      <w:start w:val="1"/>
+      <w:numFmt w:val="bullet"/>
+      <w:lvlText w:val="o"/>
+      <w:lvlJc w:val="left"/>
+      <w:pPr>
+        <w:ind w:left="3600" w:hanging="360"/>
+      </w:pPr>
+      <w:rPr>
+        <w:rFonts w:ascii="Courier New" w:hAnsi="Courier New" w:cs="Courier New" w:hint="default"/>
+      </w:rPr>
+    </w:lvl>
+    <w:lvl w:ilvl="5" w:tplc="08090005" w:tentative="1">
+      <w:start w:val="1"/>
+      <w:numFmt w:val="bullet"/>
+      <w:lvlText w:val=""/>
+      <w:lvlJc w:val="left"/>
+      <w:pPr>
+        <w:ind w:left="4320" w:hanging="360"/>
+      </w:pPr>
+      <w:rPr>
+        <w:rFonts w:ascii="Wingdings" w:hAnsi="Wingdings" w:hint="default"/>
+      </w:rPr>
+    </w:lvl>
+    <w:lvl w:ilvl="6" w:tplc="08090001" w:tentative="1">
+      <w:start w:val="1"/>
+      <w:numFmt w:val="bullet"/>
+      <w:lvlText w:val=""/>
+      <w:lvlJc w:val="left"/>
+      <w:pPr>
+        <w:ind w:left="5040" w:hanging="360"/>
+      </w:pPr>
+      <w:rPr>
+        <w:rFonts w:ascii="Symbol" w:hAnsi="Symbol" w:hint="default"/>
+      </w:rPr>
+    </w:lvl>
+    <w:lvl w:ilvl="7" w:tplc="08090003" w:tentative="1">
+      <w:start w:val="1"/>
+      <w:numFmt w:val="bullet"/>
+      <w:lvlText w:val="o"/>
+      <w:lvlJc w:val="left"/>
+      <w:pPr>
+        <w:ind w:left="5760" w:hanging="360"/>
+      </w:pPr>
+      <w:rPr>
+        <w:rFonts w:ascii="Courier New" w:hAnsi="Courier New" w:cs="Courier New" w:hint="default"/>
+      </w:rPr>
+    </w:lvl>
+    <w:lvl w:ilvl="8" w:tplc="08090005" w:tentative="1">
+      <w:start w:val="1"/>
+      <w:numFmt w:val="bullet"/>
+      <w:lvlText w:val=""/>
+      <w:lvlJc w:val="left"/>
+      <w:pPr>
+        <w:ind w:left="6480" w:hanging="360"/>
+      </w:pPr>
+      <w:rPr>
+        <w:rFonts w:ascii="Wingdings" w:hAnsi="Wingdings" w:hint="default"/>
+      </w:rPr>
+    </w:lvl>
+  </w:abstractNum>
+  <w:abstractNum w:abstractNumId="4" w15:restartNumberingAfterBreak="0">
     <w:nsid w:val="2F922E7C"/>
     <w:multiLevelType w:val="multilevel"/>
     <w:tmpl w:val="1B641EBA"/>
@@ -2383,7 +2531,7 @@
       </w:rPr>
     </w:lvl>
   </w:abstractNum>
-  <w:abstractNum w:abstractNumId="4" w15:restartNumberingAfterBreak="0">
+  <w:abstractNum w:abstractNumId="5" w15:restartNumberingAfterBreak="0">
     <w:nsid w:val="30462724"/>
     <w:multiLevelType w:val="multilevel"/>
     <w:tmpl w:val="A6D6F2E4"/>
@@ -2532,7 +2680,7 @@
       </w:rPr>
     </w:lvl>
   </w:abstractNum>
-  <w:abstractNum w:abstractNumId="5" w15:restartNumberingAfterBreak="0">
+  <w:abstractNum w:abstractNumId="6" w15:restartNumberingAfterBreak="0">
     <w:nsid w:val="31AB2FEA"/>
     <w:multiLevelType w:val="multilevel"/>
     <w:tmpl w:val="B4A0062C"/>
@@ -2681,7 +2829,7 @@
       </w:rPr>
     </w:lvl>
   </w:abstractNum>
-  <w:abstractNum w:abstractNumId="6" w15:restartNumberingAfterBreak="0">
+  <w:abstractNum w:abstractNumId="7" w15:restartNumberingAfterBreak="0">
     <w:nsid w:val="345431A9"/>
     <w:multiLevelType w:val="multilevel"/>
     <w:tmpl w:val="9624736E"/>
@@ -2830,7 +2978,7 @@
       </w:rPr>
     </w:lvl>
   </w:abstractNum>
-  <w:abstractNum w:abstractNumId="7" w15:restartNumberingAfterBreak="0">
+  <w:abstractNum w:abstractNumId="8" w15:restartNumberingAfterBreak="0">
     <w:nsid w:val="445111EC"/>
     <w:multiLevelType w:val="multilevel"/>
     <w:tmpl w:val="90BAB5D2"/>
@@ -2979,7 +3127,7 @@
       </w:rPr>
     </w:lvl>
   </w:abstractNum>
-  <w:abstractNum w:abstractNumId="8" w15:restartNumberingAfterBreak="0">
+  <w:abstractNum w:abstractNumId="9" w15:restartNumberingAfterBreak="0">
     <w:nsid w:val="497C5AD2"/>
     <w:multiLevelType w:val="multilevel"/>
     <w:tmpl w:val="D3806E66"/>
@@ -3128,7 +3276,7 @@
       </w:rPr>
     </w:lvl>
   </w:abstractNum>
-  <w:abstractNum w:abstractNumId="9" w15:restartNumberingAfterBreak="0">
+  <w:abstractNum w:abstractNumId="10" w15:restartNumberingAfterBreak="0">
     <w:nsid w:val="50AD50C9"/>
     <w:multiLevelType w:val="multilevel"/>
     <w:tmpl w:val="84ECCEBC"/>
@@ -3277,7 +3425,7 @@
       </w:rPr>
     </w:lvl>
   </w:abstractNum>
-  <w:abstractNum w:abstractNumId="10" w15:restartNumberingAfterBreak="0">
+  <w:abstractNum w:abstractNumId="11" w15:restartNumberingAfterBreak="0">
     <w:nsid w:val="58615521"/>
     <w:multiLevelType w:val="multilevel"/>
     <w:tmpl w:val="3BEC1F86"/>
@@ -3426,7 +3574,7 @@
       </w:rPr>
     </w:lvl>
   </w:abstractNum>
-  <w:abstractNum w:abstractNumId="11" w15:restartNumberingAfterBreak="0">
+  <w:abstractNum w:abstractNumId="12" w15:restartNumberingAfterBreak="0">
     <w:nsid w:val="5BA1082A"/>
     <w:multiLevelType w:val="multilevel"/>
     <w:tmpl w:val="B228445E"/>
@@ -3575,7 +3723,7 @@
       </w:rPr>
     </w:lvl>
   </w:abstractNum>
-  <w:abstractNum w:abstractNumId="12" w15:restartNumberingAfterBreak="0">
+  <w:abstractNum w:abstractNumId="13" w15:restartNumberingAfterBreak="0">
     <w:nsid w:val="5E6629A1"/>
     <w:multiLevelType w:val="multilevel"/>
     <w:tmpl w:val="834677E8"/>
@@ -3724,7 +3872,7 @@
       </w:rPr>
     </w:lvl>
   </w:abstractNum>
-  <w:abstractNum w:abstractNumId="13" w15:restartNumberingAfterBreak="0">
+  <w:abstractNum w:abstractNumId="14" w15:restartNumberingAfterBreak="0">
     <w:nsid w:val="68777121"/>
     <w:multiLevelType w:val="multilevel"/>
     <w:tmpl w:val="78B2C76C"/>
@@ -3874,22 +4022,22 @@
     </w:lvl>
   </w:abstractNum>
   <w:num w:numId="1" w16cid:durableId="1164736286">
-    <w:abstractNumId w:val="9"/>
+    <w:abstractNumId w:val="10"/>
   </w:num>
   <w:num w:numId="2" w16cid:durableId="1690065085">
+    <w:abstractNumId w:val="8"/>
+  </w:num>
+  <w:num w:numId="3" w16cid:durableId="568536350">
+    <w:abstractNumId w:val="12"/>
+  </w:num>
+  <w:num w:numId="4" w16cid:durableId="1258558189">
+    <w:abstractNumId w:val="5"/>
+  </w:num>
+  <w:num w:numId="5" w16cid:durableId="1885167508">
     <w:abstractNumId w:val="7"/>
   </w:num>
-  <w:num w:numId="3" w16cid:durableId="568536350">
-    <w:abstractNumId w:val="11"/>
-  </w:num>
-  <w:num w:numId="4" w16cid:durableId="1258558189">
-    <w:abstractNumId w:val="4"/>
-  </w:num>
-  <w:num w:numId="5" w16cid:durableId="1885167508">
+  <w:num w:numId="6" w16cid:durableId="147523146">
     <w:abstractNumId w:val="6"/>
-  </w:num>
-  <w:num w:numId="6" w16cid:durableId="147523146">
-    <w:abstractNumId w:val="5"/>
   </w:num>
   <w:num w:numId="7" w16cid:durableId="415054670">
     <w:abstractNumId w:val="1"/>
@@ -3898,22 +4046,25 @@
     <w:abstractNumId w:val="2"/>
   </w:num>
   <w:num w:numId="9" w16cid:durableId="1795519301">
-    <w:abstractNumId w:val="8"/>
+    <w:abstractNumId w:val="9"/>
   </w:num>
   <w:num w:numId="10" w16cid:durableId="1483354809">
-    <w:abstractNumId w:val="10"/>
+    <w:abstractNumId w:val="11"/>
   </w:num>
   <w:num w:numId="11" w16cid:durableId="632516811">
-    <w:abstractNumId w:val="3"/>
+    <w:abstractNumId w:val="4"/>
   </w:num>
   <w:num w:numId="12" w16cid:durableId="1072200151">
     <w:abstractNumId w:val="0"/>
   </w:num>
   <w:num w:numId="13" w16cid:durableId="1161313101">
-    <w:abstractNumId w:val="12"/>
+    <w:abstractNumId w:val="13"/>
   </w:num>
   <w:num w:numId="14" w16cid:durableId="2104568698">
-    <w:abstractNumId w:val="13"/>
+    <w:abstractNumId w:val="14"/>
+  </w:num>
+  <w:num w:numId="15" w16cid:durableId="1563560661">
+    <w:abstractNumId w:val="3"/>
   </w:num>
 </w:numbering>
 </file>
@@ -5186,7 +5337,7 @@
 </file>
 
 <file path=customXml/itemProps1.xml><?xml version="1.0" encoding="utf-8"?>
-<ds:datastoreItem xmlns:ds="http://schemas.openxmlformats.org/officeDocument/2006/customXml" ds:itemID="{234DEEA6-DEA2-2B46-AA49-FD7044037BB0}">
+<ds:datastoreItem xmlns:ds="http://schemas.openxmlformats.org/officeDocument/2006/customXml" ds:itemID="{C2BA65F0-95AE-6647-99A9-C9B5028C7511}">
   <ds:schemaRefs>
     <ds:schemaRef ds:uri="http://schemas.openxmlformats.org/officeDocument/2006/bibliography"/>
   </ds:schemaRefs>

--- a/writeup.docx
+++ b/writeup.docx
@@ -474,7 +474,20 @@
       </w:r>
     </w:p>
     <w:p/>
-    <w:p/>
+    <w:p>
+      <w:pPr>
+        <w:jc w:val="center"/>
+        <w:rPr>
+          <w:color w:val="EE0000"/>
+        </w:rPr>
+      </w:pPr>
+      <w:r>
+        <w:rPr>
+          <w:color w:val="EE0000"/>
+        </w:rPr>
+        <w:t>DONE</w:t>
+      </w:r>
+    </w:p>
     <w:p>
       <w:pPr>
         <w:spacing w:before="100" w:beforeAutospacing="1" w:after="100" w:afterAutospacing="1" w:line="240" w:lineRule="auto"/>
@@ -845,6 +858,41 @@
         <w:t>(Marks for plot are included in discussion response in next question.)</w:t>
       </w:r>
     </w:p>
+    <w:p>
+      <w:pPr>
+        <w:pStyle w:val="ListParagraph"/>
+        <w:numPr>
+          <w:ilvl w:val="0"/>
+          <w:numId w:val="7"/>
+        </w:numPr>
+        <w:jc w:val="center"/>
+        <w:rPr>
+          <w:color w:val="EE0000"/>
+        </w:rPr>
+      </w:pPr>
+      <w:r>
+        <w:rPr>
+          <w:color w:val="EE0000"/>
+        </w:rPr>
+        <w:lastRenderedPageBreak/>
+        <w:t>DONE</w:t>
+      </w:r>
+    </w:p>
+    <w:p>
+      <w:pPr>
+        <w:numPr>
+          <w:ilvl w:val="0"/>
+          <w:numId w:val="7"/>
+        </w:numPr>
+        <w:spacing w:before="100" w:beforeAutospacing="1" w:after="100" w:afterAutospacing="1" w:line="240" w:lineRule="auto"/>
+        <w:rPr>
+          <w:rFonts w:ascii="Times New Roman" w:eastAsia="Times New Roman" w:hAnsi="Times New Roman" w:cs="Times New Roman"/>
+          <w:kern w:val="0"/>
+          <w:lang w:eastAsia="en-GB"/>
+          <w14:ligatures w14:val="none"/>
+        </w:rPr>
+      </w:pPr>
+    </w:p>
     <w:p/>
     <w:p/>
     <w:p>
@@ -1007,7 +1055,90 @@
         <w:t xml:space="preserve"> whether better performance is always achieved by increasing the number of OMP_THREADS - is this as expected?</w:t>
       </w:r>
     </w:p>
-    <w:p/>
+    <w:p>
+      <w:pPr>
+        <w:spacing w:before="100" w:beforeAutospacing="1" w:after="100" w:afterAutospacing="1" w:line="240" w:lineRule="auto"/>
+        <w:rPr>
+          <w:rFonts w:ascii="Times New Roman" w:eastAsia="Times New Roman" w:hAnsi="Times New Roman" w:cs="Times New Roman"/>
+          <w:kern w:val="0"/>
+          <w:lang w:eastAsia="en-GB"/>
+          <w14:ligatures w14:val="none"/>
+        </w:rPr>
+      </w:pPr>
+      <w:r>
+        <w:rPr>
+          <w:rFonts w:ascii="Times New Roman" w:eastAsia="Times New Roman" w:hAnsi="Times New Roman" w:cs="Times New Roman"/>
+          <w:kern w:val="0"/>
+          <w:lang w:eastAsia="en-GB"/>
+          <w14:ligatures w14:val="none"/>
+        </w:rPr>
+        <w:drawing>
+          <wp:inline distT="0" distB="0" distL="0" distR="0" wp14:anchorId="74CF4394" wp14:editId="497EC5AD">
+            <wp:extent cx="5731510" cy="3439160"/>
+            <wp:effectExtent l="0" t="0" r="0" b="2540"/>
+            <wp:docPr id="1420288874" name="Picture 1" descr="A graph of different colored lines&#10;&#10;AI-generated content may be incorrect."/>
+            <wp:cNvGraphicFramePr>
+              <a:graphicFrameLocks xmlns:a="http://schemas.openxmlformats.org/drawingml/2006/main" noChangeAspect="1"/>
+            </wp:cNvGraphicFramePr>
+            <a:graphic xmlns:a="http://schemas.openxmlformats.org/drawingml/2006/main">
+              <a:graphicData uri="http://schemas.openxmlformats.org/drawingml/2006/picture">
+                <pic:pic xmlns:pic="http://schemas.openxmlformats.org/drawingml/2006/picture">
+                  <pic:nvPicPr>
+                    <pic:cNvPr id="1420288874" name="Picture 1" descr="A graph of different colored lines&#10;&#10;AI-generated content may be incorrect."/>
+                    <pic:cNvPicPr/>
+                  </pic:nvPicPr>
+                  <pic:blipFill>
+                    <a:blip r:embed="rId6"/>
+                    <a:stretch>
+                      <a:fillRect/>
+                    </a:stretch>
+                  </pic:blipFill>
+                  <pic:spPr>
+                    <a:xfrm>
+                      <a:off x="0" y="0"/>
+                      <a:ext cx="5731510" cy="3439160"/>
+                    </a:xfrm>
+                    <a:prstGeom prst="rect">
+                      <a:avLst/>
+                    </a:prstGeom>
+                  </pic:spPr>
+                </pic:pic>
+              </a:graphicData>
+            </a:graphic>
+          </wp:inline>
+        </w:drawing>
+      </w:r>
+    </w:p>
+    <w:p>
+      <w:r>
+        <w:t xml:space="preserve">Adding additional cores/threads, as supported by the graph, shows a drastic increase in FLOPS for all thread measurements. As my processor contains 8 cores, each with two threads, and hyperthreading, the overall potential for parallel processing for this specific application is large. </w:t>
+      </w:r>
+      <w:r>
+        <w:t>However, increasing the number of threads isn’t always going to be beneficial. As my CPU only has a set number of threads (16), any number higher than this won’t improve performance, rather cause it to degrade due to threads needing to be swapped in and out of execution and introducing overhead.</w:t>
+      </w:r>
+      <w:r>
+        <w:t xml:space="preserve"> This can clearly be seen in the corresponding graph, where threads above 16 start to lose performance.</w:t>
+      </w:r>
+    </w:p>
+    <w:p>
+      <w:proofErr w:type="gramStart"/>
+      <w:r>
+        <w:lastRenderedPageBreak/>
+        <w:t>However</w:t>
+      </w:r>
+      <w:proofErr w:type="gramEnd"/>
+      <w:r>
+        <w:t xml:space="preserve"> reading from the graph, the thread </w:t>
+      </w:r>
+      <w:proofErr w:type="gramStart"/>
+      <w:r>
+        <w:t>count</w:t>
+      </w:r>
+      <w:proofErr w:type="gramEnd"/>
+      <w:r>
+        <w:t xml:space="preserve"> which consistently performs the best is 8 threads.</w:t>
+      </w:r>
+    </w:p>
     <w:p/>
     <w:p>
       <w:pPr>
@@ -1250,6 +1381,151 @@
         <w:t>Discuss how different block sizes interact with the underlying hardware, and reason why the best block size offers optimal performance for the given system. </w:t>
       </w:r>
     </w:p>
+    <w:p>
+      <w:pPr>
+        <w:spacing w:before="100" w:beforeAutospacing="1" w:after="100" w:afterAutospacing="1" w:line="240" w:lineRule="auto"/>
+        <w:rPr>
+          <w:rFonts w:ascii="Times New Roman" w:eastAsia="Times New Roman" w:hAnsi="Times New Roman" w:cs="Times New Roman"/>
+          <w:kern w:val="0"/>
+          <w:lang w:eastAsia="en-GB"/>
+          <w14:ligatures w14:val="none"/>
+        </w:rPr>
+      </w:pPr>
+    </w:p>
+    <w:p>
+      <w:pPr>
+        <w:spacing w:before="100" w:beforeAutospacing="1" w:after="100" w:afterAutospacing="1" w:line="240" w:lineRule="auto"/>
+        <w:rPr>
+          <w:rFonts w:ascii="Times New Roman" w:eastAsia="Times New Roman" w:hAnsi="Times New Roman" w:cs="Times New Roman"/>
+          <w:kern w:val="0"/>
+          <w:lang w:eastAsia="en-GB"/>
+          <w14:ligatures w14:val="none"/>
+        </w:rPr>
+      </w:pPr>
+    </w:p>
+    <w:p>
+      <w:pPr>
+        <w:spacing w:before="100" w:beforeAutospacing="1" w:after="100" w:afterAutospacing="1" w:line="240" w:lineRule="auto"/>
+        <w:rPr>
+          <w:rFonts w:ascii="Times New Roman" w:eastAsia="Times New Roman" w:hAnsi="Times New Roman" w:cs="Times New Roman"/>
+          <w:kern w:val="0"/>
+          <w:lang w:eastAsia="en-GB"/>
+          <w14:ligatures w14:val="none"/>
+        </w:rPr>
+      </w:pPr>
+    </w:p>
+    <w:p>
+      <w:pPr>
+        <w:spacing w:before="100" w:beforeAutospacing="1" w:after="100" w:afterAutospacing="1" w:line="240" w:lineRule="auto"/>
+        <w:rPr>
+          <w:rFonts w:ascii="Times New Roman" w:eastAsia="Times New Roman" w:hAnsi="Times New Roman" w:cs="Times New Roman"/>
+          <w:kern w:val="0"/>
+          <w:lang w:eastAsia="en-GB"/>
+          <w14:ligatures w14:val="none"/>
+        </w:rPr>
+      </w:pPr>
+      <w:r>
+        <w:rPr>
+          <w:rFonts w:ascii="Times New Roman" w:eastAsia="Times New Roman" w:hAnsi="Times New Roman" w:cs="Times New Roman"/>
+          <w:kern w:val="0"/>
+          <w:lang w:eastAsia="en-GB"/>
+          <w14:ligatures w14:val="none"/>
+        </w:rPr>
+        <w:lastRenderedPageBreak/>
+        <w:drawing>
+          <wp:inline distT="0" distB="0" distL="0" distR="0" wp14:anchorId="7B900EEE" wp14:editId="47E292B0">
+            <wp:extent cx="5731510" cy="3439160"/>
+            <wp:effectExtent l="0" t="0" r="0" b="2540"/>
+            <wp:docPr id="1717582591" name="Picture 1" descr="A graph with different colored lines&#10;&#10;AI-generated content may be incorrect."/>
+            <wp:cNvGraphicFramePr>
+              <a:graphicFrameLocks xmlns:a="http://schemas.openxmlformats.org/drawingml/2006/main" noChangeAspect="1"/>
+            </wp:cNvGraphicFramePr>
+            <a:graphic xmlns:a="http://schemas.openxmlformats.org/drawingml/2006/main">
+              <a:graphicData uri="http://schemas.openxmlformats.org/drawingml/2006/picture">
+                <pic:pic xmlns:pic="http://schemas.openxmlformats.org/drawingml/2006/picture">
+                  <pic:nvPicPr>
+                    <pic:cNvPr id="1717582591" name="Picture 1" descr="A graph with different colored lines&#10;&#10;AI-generated content may be incorrect."/>
+                    <pic:cNvPicPr/>
+                  </pic:nvPicPr>
+                  <pic:blipFill>
+                    <a:blip r:embed="rId7"/>
+                    <a:stretch>
+                      <a:fillRect/>
+                    </a:stretch>
+                  </pic:blipFill>
+                  <pic:spPr>
+                    <a:xfrm>
+                      <a:off x="0" y="0"/>
+                      <a:ext cx="5731510" cy="3439160"/>
+                    </a:xfrm>
+                    <a:prstGeom prst="rect">
+                      <a:avLst/>
+                    </a:prstGeom>
+                  </pic:spPr>
+                </pic:pic>
+              </a:graphicData>
+            </a:graphic>
+          </wp:inline>
+        </w:drawing>
+      </w:r>
+    </w:p>
+    <w:p>
+      <w:r>
+        <w:t>As multi-dimensional arrays are implemented in C as one contiguous block of memory, accessing variables can have large jumps for accessing other dimensions. Due to cache lines in my processor is 64 bytes, only one word in the cache line is used. This causes significant performance hits due to a large majority of the cache being unused (around 87% of the cache being wasted</w:t>
+      </w:r>
+      <w:proofErr w:type="gramStart"/>
+      <w:r>
+        <w:t>), and</w:t>
+      </w:r>
+      <w:proofErr w:type="gramEnd"/>
+      <w:r>
+        <w:t xml:space="preserve"> thrashing as the cache fills up.</w:t>
+      </w:r>
+    </w:p>
+    <w:p>
+      <w:r>
+        <w:t xml:space="preserve">One approach to solve this is blocking, where you instead process small subsets, </w:t>
+      </w:r>
+      <w:r>
+        <w:t xml:space="preserve">commonly </w:t>
+      </w:r>
+      <w:r>
+        <w:t>referred</w:t>
+      </w:r>
+      <w:r>
+        <w:t xml:space="preserve"> to as </w:t>
+      </w:r>
+      <w:r>
+        <w:t>blocks, of the matrix instead of the whole matrix at the same time. This offers massive performance benefits as it works with a significantly smaller subset of the data at one time throughout execution, causing less conflict misses and thrashing. This comes with the benefit of increased FLOPS due to less memory reads needing to occur, instead using the cache. Additionally, using this technique also reduces the amount of wastage in the matrix as the whole word is more likely to be used when using a sensible block size.</w:t>
+      </w:r>
+    </w:p>
+    <w:p>
+      <w:r>
+        <w:t xml:space="preserve"> </w:t>
+      </w:r>
+      <w:r>
+        <w:t xml:space="preserve">Looking at the graph, blocking provides significant improvements, with performance being most optimal at 32 x 32. This is as expected, as </w:t>
+      </w:r>
+      <w:r>
+        <w:t>the data for this can fit inside of the L1 data cache in my system, allowing for the operations to use cache rather than main memory when accessing the relevant block data. The calculation for this can be shown below:</w:t>
+      </w:r>
+    </w:p>
+    <w:p>
+      <w:r>
+        <w:t>Block</w:t>
+      </w:r>
+      <w:r>
+        <w:t xml:space="preserve"> size = </w:t>
+      </w:r>
+      <w:proofErr w:type="gramStart"/>
+      <w:r>
+        <w:t>sqrt(</w:t>
+      </w:r>
+      <w:proofErr w:type="gramEnd"/>
+      <w:r>
+        <w:t>cache size / (item size * 3)) =~ 32</w:t>
+      </w:r>
+    </w:p>
     <w:p/>
     <w:p/>
     <w:p>
@@ -1272,6 +1548,7 @@
           <w:lang w:eastAsia="en-GB"/>
           <w14:ligatures w14:val="none"/>
         </w:rPr>
+        <w:lastRenderedPageBreak/>
         <w:t>SIMD: Analysis and Discussion</w:t>
       </w:r>
     </w:p>
@@ -1373,7 +1650,235 @@
       </w:r>
     </w:p>
     <w:p/>
-    <w:p/>
+    <w:p>
+      <w:r>
+        <w:drawing>
+          <wp:inline distT="0" distB="0" distL="0" distR="0" wp14:anchorId="7B291363" wp14:editId="0683EF57">
+            <wp:extent cx="3514668" cy="2636196"/>
+            <wp:effectExtent l="0" t="0" r="3810" b="5715"/>
+            <wp:docPr id="1774939840" name="Picture 1" descr="A graph with blue and orange lines&#10;&#10;AI-generated content may be incorrect."/>
+            <wp:cNvGraphicFramePr>
+              <a:graphicFrameLocks xmlns:a="http://schemas.openxmlformats.org/drawingml/2006/main" noChangeAspect="1"/>
+            </wp:cNvGraphicFramePr>
+            <a:graphic xmlns:a="http://schemas.openxmlformats.org/drawingml/2006/main">
+              <a:graphicData uri="http://schemas.openxmlformats.org/drawingml/2006/picture">
+                <pic:pic xmlns:pic="http://schemas.openxmlformats.org/drawingml/2006/picture">
+                  <pic:nvPicPr>
+                    <pic:cNvPr id="1774939840" name="Picture 1" descr="A graph with blue and orange lines&#10;&#10;AI-generated content may be incorrect."/>
+                    <pic:cNvPicPr/>
+                  </pic:nvPicPr>
+                  <pic:blipFill>
+                    <a:blip r:embed="rId8"/>
+                    <a:stretch>
+                      <a:fillRect/>
+                    </a:stretch>
+                  </pic:blipFill>
+                  <pic:spPr>
+                    <a:xfrm>
+                      <a:off x="0" y="0"/>
+                      <a:ext cx="3543141" cy="2657552"/>
+                    </a:xfrm>
+                    <a:prstGeom prst="rect">
+                      <a:avLst/>
+                    </a:prstGeom>
+                  </pic:spPr>
+                </pic:pic>
+              </a:graphicData>
+            </a:graphic>
+          </wp:inline>
+        </w:drawing>
+      </w:r>
+    </w:p>
+    <w:p>
+      <w:r>
+        <w:t xml:space="preserve">Using SIMD instructions allows for </w:t>
+      </w:r>
+      <w:r>
+        <w:t>multiple data items</w:t>
+      </w:r>
+      <w:r>
+        <w:t xml:space="preserve"> to have the same operation performed on them, </w:t>
+      </w:r>
+      <w:r>
+        <w:t>increasing the processor throughput. As matrix multiplication consistently uses addition and multiplication, SIMD lends itself well to this application and would in theory improve performance. The specific SIMD instructions for my given hardware can perform a single instruction on 4 different data items, theoretically achieving a 4x throughput improvement</w:t>
+      </w:r>
+    </w:p>
+    <w:p>
+      <w:r>
+        <w:t>This performance benefit has been mostly reflected in the graph, with the best overall improvement being in smaller matrices</w:t>
+      </w:r>
+      <w:r>
+        <w:t xml:space="preserve"> of around N = 300</w:t>
+      </w:r>
+      <w:r>
+        <w:t>.</w:t>
+      </w:r>
+      <w:r>
+        <w:t xml:space="preserve"> After, the performance benefits begin to decrease. This could be due to many factors, including the working set becoming larger than the L1 data cache,</w:t>
+      </w:r>
+      <w:r>
+        <w:t xml:space="preserve"> </w:t>
+      </w:r>
+      <w:r>
+        <w:t xml:space="preserve">and similar cache issues as blocking has where a large section of the cache lines not being utilised while in cache before being swapped out. These issues can mostly be addressed by employing both SIMD and blocking </w:t>
+      </w:r>
+      <w:proofErr w:type="gramStart"/>
+      <w:r>
+        <w:t>in order to</w:t>
+      </w:r>
+      <w:proofErr w:type="gramEnd"/>
+      <w:r>
+        <w:t xml:space="preserve"> reduce the number of </w:t>
+      </w:r>
+      <w:proofErr w:type="gramStart"/>
+      <w:r>
+        <w:t>conflict</w:t>
+      </w:r>
+      <w:proofErr w:type="gramEnd"/>
+      <w:r>
+        <w:t xml:space="preserve"> misses and improve cache hit rate.</w:t>
+      </w:r>
+    </w:p>
+    <w:p>
+      <w:pPr>
+        <w:spacing w:before="100" w:beforeAutospacing="1" w:after="100" w:afterAutospacing="1" w:line="240" w:lineRule="auto"/>
+        <w:rPr>
+          <w:rFonts w:ascii="Times New Roman" w:eastAsia="Times New Roman" w:hAnsi="Times New Roman" w:cs="Times New Roman"/>
+          <w:b/>
+          <w:bCs/>
+          <w:kern w:val="0"/>
+          <w:u w:val="single"/>
+          <w:lang w:eastAsia="en-GB"/>
+          <w14:ligatures w14:val="none"/>
+        </w:rPr>
+      </w:pPr>
+    </w:p>
+    <w:p>
+      <w:pPr>
+        <w:spacing w:before="100" w:beforeAutospacing="1" w:after="100" w:afterAutospacing="1" w:line="240" w:lineRule="auto"/>
+        <w:rPr>
+          <w:rFonts w:ascii="Times New Roman" w:eastAsia="Times New Roman" w:hAnsi="Times New Roman" w:cs="Times New Roman"/>
+          <w:b/>
+          <w:bCs/>
+          <w:kern w:val="0"/>
+          <w:u w:val="single"/>
+          <w:lang w:eastAsia="en-GB"/>
+          <w14:ligatures w14:val="none"/>
+        </w:rPr>
+      </w:pPr>
+    </w:p>
+    <w:p>
+      <w:pPr>
+        <w:spacing w:before="100" w:beforeAutospacing="1" w:after="100" w:afterAutospacing="1" w:line="240" w:lineRule="auto"/>
+        <w:rPr>
+          <w:rFonts w:ascii="Times New Roman" w:eastAsia="Times New Roman" w:hAnsi="Times New Roman" w:cs="Times New Roman"/>
+          <w:b/>
+          <w:bCs/>
+          <w:kern w:val="0"/>
+          <w:u w:val="single"/>
+          <w:lang w:eastAsia="en-GB"/>
+          <w14:ligatures w14:val="none"/>
+        </w:rPr>
+      </w:pPr>
+    </w:p>
+    <w:p>
+      <w:pPr>
+        <w:spacing w:before="100" w:beforeAutospacing="1" w:after="100" w:afterAutospacing="1" w:line="240" w:lineRule="auto"/>
+        <w:rPr>
+          <w:rFonts w:ascii="Times New Roman" w:eastAsia="Times New Roman" w:hAnsi="Times New Roman" w:cs="Times New Roman"/>
+          <w:b/>
+          <w:bCs/>
+          <w:kern w:val="0"/>
+          <w:u w:val="single"/>
+          <w:lang w:eastAsia="en-GB"/>
+          <w14:ligatures w14:val="none"/>
+        </w:rPr>
+      </w:pPr>
+    </w:p>
+    <w:p>
+      <w:pPr>
+        <w:spacing w:before="100" w:beforeAutospacing="1" w:after="100" w:afterAutospacing="1" w:line="240" w:lineRule="auto"/>
+        <w:rPr>
+          <w:rFonts w:ascii="Times New Roman" w:eastAsia="Times New Roman" w:hAnsi="Times New Roman" w:cs="Times New Roman"/>
+          <w:b/>
+          <w:bCs/>
+          <w:kern w:val="0"/>
+          <w:u w:val="single"/>
+          <w:lang w:eastAsia="en-GB"/>
+          <w14:ligatures w14:val="none"/>
+        </w:rPr>
+      </w:pPr>
+    </w:p>
+    <w:p>
+      <w:pPr>
+        <w:spacing w:before="100" w:beforeAutospacing="1" w:after="100" w:afterAutospacing="1" w:line="240" w:lineRule="auto"/>
+        <w:rPr>
+          <w:rFonts w:ascii="Times New Roman" w:eastAsia="Times New Roman" w:hAnsi="Times New Roman" w:cs="Times New Roman"/>
+          <w:b/>
+          <w:bCs/>
+          <w:kern w:val="0"/>
+          <w:u w:val="single"/>
+          <w:lang w:eastAsia="en-GB"/>
+          <w14:ligatures w14:val="none"/>
+        </w:rPr>
+      </w:pPr>
+    </w:p>
+    <w:p>
+      <w:pPr>
+        <w:spacing w:before="100" w:beforeAutospacing="1" w:after="100" w:afterAutospacing="1" w:line="240" w:lineRule="auto"/>
+        <w:rPr>
+          <w:rFonts w:ascii="Times New Roman" w:eastAsia="Times New Roman" w:hAnsi="Times New Roman" w:cs="Times New Roman"/>
+          <w:b/>
+          <w:bCs/>
+          <w:kern w:val="0"/>
+          <w:u w:val="single"/>
+          <w:lang w:eastAsia="en-GB"/>
+          <w14:ligatures w14:val="none"/>
+        </w:rPr>
+      </w:pPr>
+    </w:p>
+    <w:p>
+      <w:pPr>
+        <w:spacing w:before="100" w:beforeAutospacing="1" w:after="100" w:afterAutospacing="1" w:line="240" w:lineRule="auto"/>
+        <w:rPr>
+          <w:rFonts w:ascii="Times New Roman" w:eastAsia="Times New Roman" w:hAnsi="Times New Roman" w:cs="Times New Roman"/>
+          <w:b/>
+          <w:bCs/>
+          <w:kern w:val="0"/>
+          <w:u w:val="single"/>
+          <w:lang w:eastAsia="en-GB"/>
+          <w14:ligatures w14:val="none"/>
+        </w:rPr>
+      </w:pPr>
+    </w:p>
+    <w:p>
+      <w:pPr>
+        <w:spacing w:before="100" w:beforeAutospacing="1" w:after="100" w:afterAutospacing="1" w:line="240" w:lineRule="auto"/>
+        <w:rPr>
+          <w:rFonts w:ascii="Times New Roman" w:eastAsia="Times New Roman" w:hAnsi="Times New Roman" w:cs="Times New Roman"/>
+          <w:b/>
+          <w:bCs/>
+          <w:kern w:val="0"/>
+          <w:u w:val="single"/>
+          <w:lang w:eastAsia="en-GB"/>
+          <w14:ligatures w14:val="none"/>
+        </w:rPr>
+      </w:pPr>
+    </w:p>
+    <w:p>
+      <w:pPr>
+        <w:spacing w:before="100" w:beforeAutospacing="1" w:after="100" w:afterAutospacing="1" w:line="240" w:lineRule="auto"/>
+        <w:rPr>
+          <w:rFonts w:ascii="Times New Roman" w:eastAsia="Times New Roman" w:hAnsi="Times New Roman" w:cs="Times New Roman"/>
+          <w:b/>
+          <w:bCs/>
+          <w:kern w:val="0"/>
+          <w:u w:val="single"/>
+          <w:lang w:eastAsia="en-GB"/>
+          <w14:ligatures w14:val="none"/>
+        </w:rPr>
+      </w:pPr>
+    </w:p>
     <w:p>
       <w:pPr>
         <w:spacing w:before="100" w:beforeAutospacing="1" w:after="100" w:afterAutospacing="1" w:line="240" w:lineRule="auto"/>
@@ -1707,6 +2212,7 @@
           <w:lang w:eastAsia="en-GB"/>
           <w14:ligatures w14:val="none"/>
         </w:rPr>
+        <w:lastRenderedPageBreak/>
         <w:t>Upload plots supporting design decisions for the optimised matrix multiplication function, and/or reporting overall performance. </w:t>
       </w:r>
     </w:p>
@@ -5337,7 +5843,7 @@
 </file>
 
 <file path=customXml/itemProps1.xml><?xml version="1.0" encoding="utf-8"?>
-<ds:datastoreItem xmlns:ds="http://schemas.openxmlformats.org/officeDocument/2006/customXml" ds:itemID="{C2BA65F0-95AE-6647-99A9-C9B5028C7511}">
+<ds:datastoreItem xmlns:ds="http://schemas.openxmlformats.org/officeDocument/2006/customXml" ds:itemID="{98C9CF53-D065-034F-9277-08C022986409}">
   <ds:schemaRefs>
     <ds:schemaRef ds:uri="http://schemas.openxmlformats.org/officeDocument/2006/bibliography"/>
   </ds:schemaRefs>
